--- a/JAPAN_DIGEST_PRESENTATION.docx
+++ b/JAPAN_DIGEST_PRESENTATION.docx
@@ -1912,7 +1912,1570 @@
           <w:color w:val="111111"/>
           <w:sz w:val="34"/>
         </w:rPr>
-        <w:t>4.  Every Source It Reads</w:t>
+        <w:t>4.  How Articles Are Chosen</w:t>
+      </w:r>
+    </w:p>
+    <w:p>
+      <w:pPr>
+        <w:spacing w:before="0" w:after="160"/>
+      </w:pPr>
+      <w:r>
+        <w:rPr>
+          <w:b w:val="0"/>
+          <w:i w:val="0"/>
+          <w:color w:val="444444"/>
+          <w:sz w:val="22"/>
+        </w:rPr>
+        <w:t>Collection returns far more than one issue can hold. Two mechanisms decide what the model is allowed to see: a relevance filter applied at collection, and a ranked cut applied when the prompt is built.</w:t>
+      </w:r>
+    </w:p>
+    <w:p>
+      <w:pPr>
+        <w:spacing w:before="0" w:after="80"/>
+      </w:pPr>
+      <w:r>
+        <w:rPr>
+          <w:b/>
+          <w:i w:val="0"/>
+          <w:color w:val="111111"/>
+          <w:sz w:val="24"/>
+        </w:rPr>
+        <w:t>The relevance filter, and what is exempt from it</w:t>
+      </w:r>
+    </w:p>
+    <w:p>
+      <w:pPr>
+        <w:spacing w:before="0" w:after="120"/>
+      </w:pPr>
+      <w:r>
+        <w:rPr>
+          <w:b w:val="0"/>
+          <w:i w:val="0"/>
+          <w:color w:val="444444"/>
+          <w:sz w:val="21"/>
+        </w:rPr>
+        <w:t>General wires carry the whole world, so a Japan keyword filter strips their output down to Japan coverage. Applied to a Japanese ministry feed that same filter deletes almost everything, because a real ministry headline often contains none of the English tokens it looks for. The feeds below are therefore exempt: everything they publish reaches the ranking stage. There are 14 of them, and any new Japanese government or Japanese-language feed has to be added to that set or most of it is discarded before the model ever sees it.</w:t>
+      </w:r>
+    </w:p>
+    <w:tbl>
+      <w:tblPr>
+        <w:tblStyle w:val="TableGrid"/>
+        <w:tblW w:type="auto" w:w="0"/>
+        <w:jc w:val="left"/>
+        <w:tblLook w:firstColumn="1" w:firstRow="1" w:lastColumn="0" w:lastRow="0" w:noHBand="0" w:noVBand="1" w:val="04A0"/>
+      </w:tblPr>
+      <w:tblGrid>
+        <w:gridCol w:w="4703"/>
+        <w:gridCol w:w="4703"/>
+      </w:tblGrid>
+      <w:tr>
+        <w:tc>
+          <w:tcPr>
+            <w:tcW w:type="dxa" w:w="5184"/>
+            <w:shd w:val="clear" w:color="auto" w:fill="111111"/>
+          </w:tcPr>
+          <w:p>
+            <w:pPr>
+              <w:spacing w:before="40" w:after="40"/>
+            </w:pPr>
+            <w:r>
+              <w:rPr>
+                <w:b/>
+                <w:color w:val="FFFFFF"/>
+                <w:sz w:val="18"/>
+              </w:rPr>
+              <w:t>Exempt from the keyword filter</w:t>
+            </w:r>
+          </w:p>
+        </w:tc>
+        <w:tc>
+          <w:tcPr>
+            <w:tcW w:type="dxa" w:w="3744"/>
+            <w:shd w:val="clear" w:color="auto" w:fill="111111"/>
+          </w:tcPr>
+          <w:p>
+            <w:pPr>
+              <w:spacing w:before="40" w:after="40"/>
+            </w:pPr>
+            <w:r>
+              <w:rPr>
+                <w:b/>
+                <w:color w:val="FFFFFF"/>
+                <w:sz w:val="18"/>
+              </w:rPr>
+            </w:r>
+          </w:p>
+        </w:tc>
+      </w:tr>
+      <w:tr>
+        <w:tc>
+          <w:tcPr>
+            <w:tcW w:type="dxa" w:w="5184"/>
+          </w:tcPr>
+          <w:p>
+            <w:pPr>
+              <w:spacing w:before="40" w:after="40"/>
+            </w:pPr>
+            <w:r>
+              <w:rPr>
+                <w:b w:val="0"/>
+                <w:sz w:val="19"/>
+              </w:rPr>
+              <w:t>Asahi AJW</w:t>
+            </w:r>
+          </w:p>
+        </w:tc>
+        <w:tc>
+          <w:tcPr>
+            <w:tcW w:type="dxa" w:w="3744"/>
+          </w:tcPr>
+          <w:p>
+            <w:pPr>
+              <w:spacing w:before="40" w:after="40"/>
+            </w:pPr>
+            <w:r>
+              <w:rPr>
+                <w:b w:val="0"/>
+                <w:sz w:val="19"/>
+              </w:rPr>
+            </w:r>
+          </w:p>
+        </w:tc>
+      </w:tr>
+      <w:tr>
+        <w:tc>
+          <w:tcPr>
+            <w:tcW w:type="dxa" w:w="5184"/>
+            <w:shd w:val="clear" w:color="auto" w:fill="F2F2F2"/>
+          </w:tcPr>
+          <w:p>
+            <w:pPr>
+              <w:spacing w:before="40" w:after="40"/>
+            </w:pPr>
+            <w:r>
+              <w:rPr>
+                <w:b w:val="0"/>
+                <w:sz w:val="19"/>
+              </w:rPr>
+              <w:t>BOJ statements</w:t>
+            </w:r>
+          </w:p>
+        </w:tc>
+        <w:tc>
+          <w:tcPr>
+            <w:tcW w:type="dxa" w:w="3744"/>
+            <w:shd w:val="clear" w:color="auto" w:fill="F2F2F2"/>
+          </w:tcPr>
+          <w:p>
+            <w:pPr>
+              <w:spacing w:before="40" w:after="40"/>
+            </w:pPr>
+            <w:r>
+              <w:rPr>
+                <w:b w:val="0"/>
+                <w:sz w:val="19"/>
+              </w:rPr>
+            </w:r>
+          </w:p>
+        </w:tc>
+      </w:tr>
+      <w:tr>
+        <w:tc>
+          <w:tcPr>
+            <w:tcW w:type="dxa" w:w="5184"/>
+          </w:tcPr>
+          <w:p>
+            <w:pPr>
+              <w:spacing w:before="40" w:after="40"/>
+            </w:pPr>
+            <w:r>
+              <w:rPr>
+                <w:b w:val="0"/>
+                <w:sz w:val="19"/>
+              </w:rPr>
+              <w:t>Bank of Japan</w:t>
+            </w:r>
+          </w:p>
+        </w:tc>
+        <w:tc>
+          <w:tcPr>
+            <w:tcW w:type="dxa" w:w="3744"/>
+          </w:tcPr>
+          <w:p>
+            <w:pPr>
+              <w:spacing w:before="40" w:after="40"/>
+            </w:pPr>
+            <w:r>
+              <w:rPr>
+                <w:b w:val="0"/>
+                <w:sz w:val="19"/>
+              </w:rPr>
+            </w:r>
+          </w:p>
+        </w:tc>
+      </w:tr>
+      <w:tr>
+        <w:tc>
+          <w:tcPr>
+            <w:tcW w:type="dxa" w:w="5184"/>
+            <w:shd w:val="clear" w:color="auto" w:fill="F2F2F2"/>
+          </w:tcPr>
+          <w:p>
+            <w:pPr>
+              <w:spacing w:before="40" w:after="40"/>
+            </w:pPr>
+            <w:r>
+              <w:rPr>
+                <w:b w:val="0"/>
+                <w:sz w:val="19"/>
+              </w:rPr>
+              <w:t>Chief Cabinet Sec</w:t>
+            </w:r>
+          </w:p>
+        </w:tc>
+        <w:tc>
+          <w:tcPr>
+            <w:tcW w:type="dxa" w:w="3744"/>
+            <w:shd w:val="clear" w:color="auto" w:fill="F2F2F2"/>
+          </w:tcPr>
+          <w:p>
+            <w:pPr>
+              <w:spacing w:before="40" w:after="40"/>
+            </w:pPr>
+            <w:r>
+              <w:rPr>
+                <w:b w:val="0"/>
+                <w:sz w:val="19"/>
+              </w:rPr>
+            </w:r>
+          </w:p>
+        </w:tc>
+      </w:tr>
+      <w:tr>
+        <w:tc>
+          <w:tcPr>
+            <w:tcW w:type="dxa" w:w="5184"/>
+          </w:tcPr>
+          <w:p>
+            <w:pPr>
+              <w:spacing w:before="40" w:after="40"/>
+            </w:pPr>
+            <w:r>
+              <w:rPr>
+                <w:b w:val="0"/>
+                <w:sz w:val="19"/>
+              </w:rPr>
+              <w:t>Kantei / PM</w:t>
+            </w:r>
+          </w:p>
+        </w:tc>
+        <w:tc>
+          <w:tcPr>
+            <w:tcW w:type="dxa" w:w="3744"/>
+          </w:tcPr>
+          <w:p>
+            <w:pPr>
+              <w:spacing w:before="40" w:after="40"/>
+            </w:pPr>
+            <w:r>
+              <w:rPr>
+                <w:b w:val="0"/>
+                <w:sz w:val="19"/>
+              </w:rPr>
+            </w:r>
+          </w:p>
+        </w:tc>
+      </w:tr>
+      <w:tr>
+        <w:tc>
+          <w:tcPr>
+            <w:tcW w:type="dxa" w:w="5184"/>
+            <w:shd w:val="clear" w:color="auto" w:fill="F2F2F2"/>
+          </w:tcPr>
+          <w:p>
+            <w:pPr>
+              <w:spacing w:before="40" w:after="40"/>
+            </w:pPr>
+            <w:r>
+              <w:rPr>
+                <w:b w:val="0"/>
+                <w:sz w:val="19"/>
+              </w:rPr>
+              <w:t>Kantei / PMO</w:t>
+            </w:r>
+          </w:p>
+        </w:tc>
+        <w:tc>
+          <w:tcPr>
+            <w:tcW w:type="dxa" w:w="3744"/>
+            <w:shd w:val="clear" w:color="auto" w:fill="F2F2F2"/>
+          </w:tcPr>
+          <w:p>
+            <w:pPr>
+              <w:spacing w:before="40" w:after="40"/>
+            </w:pPr>
+            <w:r>
+              <w:rPr>
+                <w:b w:val="0"/>
+                <w:sz w:val="19"/>
+              </w:rPr>
+            </w:r>
+          </w:p>
+        </w:tc>
+      </w:tr>
+      <w:tr>
+        <w:tc>
+          <w:tcPr>
+            <w:tcW w:type="dxa" w:w="5184"/>
+          </w:tcPr>
+          <w:p>
+            <w:pPr>
+              <w:spacing w:before="40" w:after="40"/>
+            </w:pPr>
+            <w:r>
+              <w:rPr>
+                <w:b w:val="0"/>
+                <w:sz w:val="19"/>
+              </w:rPr>
+              <w:t>METI Japan</w:t>
+            </w:r>
+          </w:p>
+        </w:tc>
+        <w:tc>
+          <w:tcPr>
+            <w:tcW w:type="dxa" w:w="3744"/>
+          </w:tcPr>
+          <w:p>
+            <w:pPr>
+              <w:spacing w:before="40" w:after="40"/>
+            </w:pPr>
+            <w:r>
+              <w:rPr>
+                <w:b w:val="0"/>
+                <w:sz w:val="19"/>
+              </w:rPr>
+            </w:r>
+          </w:p>
+        </w:tc>
+      </w:tr>
+      <w:tr>
+        <w:tc>
+          <w:tcPr>
+            <w:tcW w:type="dxa" w:w="5184"/>
+            <w:shd w:val="clear" w:color="auto" w:fill="F2F2F2"/>
+          </w:tcPr>
+          <w:p>
+            <w:pPr>
+              <w:spacing w:before="40" w:after="40"/>
+            </w:pPr>
+            <w:r>
+              <w:rPr>
+                <w:b w:val="0"/>
+                <w:sz w:val="19"/>
+              </w:rPr>
+              <w:t>METI statements</w:t>
+            </w:r>
+          </w:p>
+        </w:tc>
+        <w:tc>
+          <w:tcPr>
+            <w:tcW w:type="dxa" w:w="3744"/>
+            <w:shd w:val="clear" w:color="auto" w:fill="F2F2F2"/>
+          </w:tcPr>
+          <w:p>
+            <w:pPr>
+              <w:spacing w:before="40" w:after="40"/>
+            </w:pPr>
+            <w:r>
+              <w:rPr>
+                <w:b w:val="0"/>
+                <w:sz w:val="19"/>
+              </w:rPr>
+            </w:r>
+          </w:p>
+        </w:tc>
+      </w:tr>
+      <w:tr>
+        <w:tc>
+          <w:tcPr>
+            <w:tcW w:type="dxa" w:w="5184"/>
+          </w:tcPr>
+          <w:p>
+            <w:pPr>
+              <w:spacing w:before="40" w:after="40"/>
+            </w:pPr>
+            <w:r>
+              <w:rPr>
+                <w:b w:val="0"/>
+                <w:sz w:val="19"/>
+              </w:rPr>
+              <w:t>MOD / Joint Staff</w:t>
+            </w:r>
+          </w:p>
+        </w:tc>
+        <w:tc>
+          <w:tcPr>
+            <w:tcW w:type="dxa" w:w="3744"/>
+          </w:tcPr>
+          <w:p>
+            <w:pPr>
+              <w:spacing w:before="40" w:after="40"/>
+            </w:pPr>
+            <w:r>
+              <w:rPr>
+                <w:b w:val="0"/>
+                <w:sz w:val="19"/>
+              </w:rPr>
+            </w:r>
+          </w:p>
+        </w:tc>
+      </w:tr>
+      <w:tr>
+        <w:tc>
+          <w:tcPr>
+            <w:tcW w:type="dxa" w:w="5184"/>
+            <w:shd w:val="clear" w:color="auto" w:fill="F2F2F2"/>
+          </w:tcPr>
+          <w:p>
+            <w:pPr>
+              <w:spacing w:before="40" w:after="40"/>
+            </w:pPr>
+            <w:r>
+              <w:rPr>
+                <w:b w:val="0"/>
+                <w:sz w:val="19"/>
+              </w:rPr>
+              <w:t>MOD Japan</w:t>
+            </w:r>
+          </w:p>
+        </w:tc>
+        <w:tc>
+          <w:tcPr>
+            <w:tcW w:type="dxa" w:w="3744"/>
+            <w:shd w:val="clear" w:color="auto" w:fill="F2F2F2"/>
+          </w:tcPr>
+          <w:p>
+            <w:pPr>
+              <w:spacing w:before="40" w:after="40"/>
+            </w:pPr>
+            <w:r>
+              <w:rPr>
+                <w:b w:val="0"/>
+                <w:sz w:val="19"/>
+              </w:rPr>
+            </w:r>
+          </w:p>
+        </w:tc>
+      </w:tr>
+      <w:tr>
+        <w:tc>
+          <w:tcPr>
+            <w:tcW w:type="dxa" w:w="5184"/>
+          </w:tcPr>
+          <w:p>
+            <w:pPr>
+              <w:spacing w:before="40" w:after="40"/>
+            </w:pPr>
+            <w:r>
+              <w:rPr>
+                <w:b w:val="0"/>
+                <w:sz w:val="19"/>
+              </w:rPr>
+              <w:t>MOF Japan</w:t>
+            </w:r>
+          </w:p>
+        </w:tc>
+        <w:tc>
+          <w:tcPr>
+            <w:tcW w:type="dxa" w:w="3744"/>
+          </w:tcPr>
+          <w:p>
+            <w:pPr>
+              <w:spacing w:before="40" w:after="40"/>
+            </w:pPr>
+            <w:r>
+              <w:rPr>
+                <w:b w:val="0"/>
+                <w:sz w:val="19"/>
+              </w:rPr>
+            </w:r>
+          </w:p>
+        </w:tc>
+      </w:tr>
+      <w:tr>
+        <w:tc>
+          <w:tcPr>
+            <w:tcW w:type="dxa" w:w="5184"/>
+            <w:shd w:val="clear" w:color="auto" w:fill="F2F2F2"/>
+          </w:tcPr>
+          <w:p>
+            <w:pPr>
+              <w:spacing w:before="40" w:after="40"/>
+            </w:pPr>
+            <w:r>
+              <w:rPr>
+                <w:b w:val="0"/>
+                <w:sz w:val="19"/>
+              </w:rPr>
+              <w:t>MOFA Japan</w:t>
+            </w:r>
+          </w:p>
+        </w:tc>
+        <w:tc>
+          <w:tcPr>
+            <w:tcW w:type="dxa" w:w="3744"/>
+            <w:shd w:val="clear" w:color="auto" w:fill="F2F2F2"/>
+          </w:tcPr>
+          <w:p>
+            <w:pPr>
+              <w:spacing w:before="40" w:after="40"/>
+            </w:pPr>
+            <w:r>
+              <w:rPr>
+                <w:b w:val="0"/>
+                <w:sz w:val="19"/>
+              </w:rPr>
+            </w:r>
+          </w:p>
+        </w:tc>
+      </w:tr>
+      <w:tr>
+        <w:tc>
+          <w:tcPr>
+            <w:tcW w:type="dxa" w:w="5184"/>
+          </w:tcPr>
+          <w:p>
+            <w:pPr>
+              <w:spacing w:before="40" w:after="40"/>
+            </w:pPr>
+            <w:r>
+              <w:rPr>
+                <w:b w:val="0"/>
+                <w:sz w:val="19"/>
+              </w:rPr>
+              <w:t>MOFA presser</w:t>
+            </w:r>
+          </w:p>
+        </w:tc>
+        <w:tc>
+          <w:tcPr>
+            <w:tcW w:type="dxa" w:w="3744"/>
+          </w:tcPr>
+          <w:p>
+            <w:pPr>
+              <w:spacing w:before="40" w:after="40"/>
+            </w:pPr>
+            <w:r>
+              <w:rPr>
+                <w:b w:val="0"/>
+                <w:sz w:val="19"/>
+              </w:rPr>
+            </w:r>
+          </w:p>
+        </w:tc>
+      </w:tr>
+      <w:tr>
+        <w:tc>
+          <w:tcPr>
+            <w:tcW w:type="dxa" w:w="5184"/>
+            <w:shd w:val="clear" w:color="auto" w:fill="F2F2F2"/>
+          </w:tcPr>
+          <w:p>
+            <w:pPr>
+              <w:spacing w:before="40" w:after="40"/>
+            </w:pPr>
+            <w:r>
+              <w:rPr>
+                <w:b w:val="0"/>
+                <w:sz w:val="19"/>
+              </w:rPr>
+              <w:t>NHK World</w:t>
+            </w:r>
+          </w:p>
+        </w:tc>
+        <w:tc>
+          <w:tcPr>
+            <w:tcW w:type="dxa" w:w="3744"/>
+            <w:shd w:val="clear" w:color="auto" w:fill="F2F2F2"/>
+          </w:tcPr>
+          <w:p>
+            <w:pPr>
+              <w:spacing w:before="40" w:after="40"/>
+            </w:pPr>
+            <w:r>
+              <w:rPr>
+                <w:b w:val="0"/>
+                <w:sz w:val="19"/>
+              </w:rPr>
+            </w:r>
+          </w:p>
+        </w:tc>
+      </w:tr>
+    </w:tbl>
+    <w:p>
+      <w:pPr>
+        <w:spacing w:after="40"/>
+      </w:pPr>
+    </w:p>
+    <w:p>
+      <w:pPr>
+        <w:spacing w:before="160" w:after="80"/>
+      </w:pPr>
+      <w:r>
+        <w:rPr>
+          <w:b/>
+          <w:i w:val="0"/>
+          <w:color w:val="111111"/>
+          <w:sz w:val="24"/>
+        </w:rPr>
+        <w:t>The ranked cut</w:t>
+      </w:r>
+    </w:p>
+    <w:p>
+      <w:pPr>
+        <w:spacing w:before="0" w:after="120"/>
+      </w:pPr>
+      <w:r>
+        <w:rPr>
+          <w:b w:val="0"/>
+          <w:i w:val="0"/>
+          <w:color w:val="444444"/>
+          <w:sz w:val="21"/>
+        </w:rPr>
+        <w:t>At most 140 articles per tier reach the prompt. That cut used to be the first 60 of a list ordered by nothing — the parallel fetcher fills results in completion order, so tier 1 arrived sorted by which feed answered fastest, and the outlets the editorial rules call mandatory were frequently not in the prompt at all. Articles are now sorted into four bands before the cut, and within every band one article is taken from each source before any source gets a second.</w:t>
+      </w:r>
+    </w:p>
+    <w:tbl>
+      <w:tblPr>
+        <w:tblStyle w:val="TableGrid"/>
+        <w:tblW w:type="auto" w:w="0"/>
+        <w:jc w:val="left"/>
+        <w:tblLook w:firstColumn="1" w:firstRow="1" w:lastColumn="0" w:lastRow="0" w:noHBand="0" w:noVBand="1" w:val="04A0"/>
+      </w:tblPr>
+      <w:tblGrid>
+        <w:gridCol w:w="3135"/>
+        <w:gridCol w:w="3135"/>
+        <w:gridCol w:w="3135"/>
+      </w:tblGrid>
+      <w:tr>
+        <w:tc>
+          <w:tcPr>
+            <w:tcW w:type="dxa" w:w="864"/>
+            <w:shd w:val="clear" w:color="auto" w:fill="111111"/>
+          </w:tcPr>
+          <w:p>
+            <w:pPr>
+              <w:spacing w:before="40" w:after="40"/>
+            </w:pPr>
+            <w:r>
+              <w:rPr>
+                <w:b/>
+                <w:color w:val="FFFFFF"/>
+                <w:sz w:val="18"/>
+              </w:rPr>
+              <w:t>Band</w:t>
+            </w:r>
+          </w:p>
+        </w:tc>
+        <w:tc>
+          <w:tcPr>
+            <w:tcW w:type="dxa" w:w="4464"/>
+            <w:shd w:val="clear" w:color="auto" w:fill="111111"/>
+          </w:tcPr>
+          <w:p>
+            <w:pPr>
+              <w:spacing w:before="40" w:after="40"/>
+            </w:pPr>
+            <w:r>
+              <w:rPr>
+                <w:b/>
+                <w:color w:val="FFFFFF"/>
+                <w:sz w:val="18"/>
+              </w:rPr>
+              <w:t>What lands in it</w:t>
+            </w:r>
+          </w:p>
+        </w:tc>
+        <w:tc>
+          <w:tcPr>
+            <w:tcW w:type="dxa" w:w="3600"/>
+            <w:shd w:val="clear" w:color="auto" w:fill="111111"/>
+          </w:tcPr>
+          <w:p>
+            <w:pPr>
+              <w:spacing w:before="40" w:after="40"/>
+            </w:pPr>
+            <w:r>
+              <w:rPr>
+                <w:b/>
+                <w:color w:val="FFFFFF"/>
+                <w:sz w:val="18"/>
+              </w:rPr>
+              <w:t>Why it is first</w:t>
+            </w:r>
+          </w:p>
+        </w:tc>
+      </w:tr>
+      <w:tr>
+        <w:tc>
+          <w:tcPr>
+            <w:tcW w:type="dxa" w:w="864"/>
+          </w:tcPr>
+          <w:p>
+            <w:pPr>
+              <w:spacing w:before="40" w:after="40"/>
+            </w:pPr>
+            <w:r>
+              <w:rPr>
+                <w:b w:val="0"/>
+                <w:sz w:val="19"/>
+              </w:rPr>
+              <w:t>1</w:t>
+            </w:r>
+          </w:p>
+        </w:tc>
+        <w:tc>
+          <w:tcPr>
+            <w:tcW w:type="dxa" w:w="4464"/>
+          </w:tcPr>
+          <w:p>
+            <w:pPr>
+              <w:spacing w:before="40" w:after="40"/>
+            </w:pPr>
+            <w:r>
+              <w:rPr>
+                <w:b w:val="0"/>
+                <w:sz w:val="19"/>
+              </w:rPr>
+              <w:t>Primary documents — the ministry and central-bank feeds listed above</w:t>
+            </w:r>
+          </w:p>
+        </w:tc>
+        <w:tc>
+          <w:tcPr>
+            <w:tcW w:type="dxa" w:w="3600"/>
+          </w:tcPr>
+          <w:p>
+            <w:pPr>
+              <w:spacing w:before="40" w:after="40"/>
+            </w:pPr>
+            <w:r>
+              <w:rPr>
+                <w:b w:val="0"/>
+                <w:sz w:val="19"/>
+              </w:rPr>
+              <w:t>Official text outranks reporting about official text</w:t>
+            </w:r>
+          </w:p>
+        </w:tc>
+      </w:tr>
+      <w:tr>
+        <w:tc>
+          <w:tcPr>
+            <w:tcW w:type="dxa" w:w="864"/>
+            <w:shd w:val="clear" w:color="auto" w:fill="F2F2F2"/>
+          </w:tcPr>
+          <w:p>
+            <w:pPr>
+              <w:spacing w:before="40" w:after="40"/>
+            </w:pPr>
+            <w:r>
+              <w:rPr>
+                <w:b w:val="0"/>
+                <w:sz w:val="19"/>
+              </w:rPr>
+              <w:t>2</w:t>
+            </w:r>
+          </w:p>
+        </w:tc>
+        <w:tc>
+          <w:tcPr>
+            <w:tcW w:type="dxa" w:w="4464"/>
+            <w:shd w:val="clear" w:color="auto" w:fill="F2F2F2"/>
+          </w:tcPr>
+          <w:p>
+            <w:pPr>
+              <w:spacing w:before="40" w:after="40"/>
+            </w:pPr>
+            <w:r>
+              <w:rPr>
+                <w:b w:val="0"/>
+                <w:sz w:val="19"/>
+              </w:rPr>
+              <w:t>Outlets an editorial rule names as mandatory, and flagged correspondents</w:t>
+            </w:r>
+          </w:p>
+        </w:tc>
+        <w:tc>
+          <w:tcPr>
+            <w:tcW w:type="dxa" w:w="3600"/>
+            <w:shd w:val="clear" w:color="auto" w:fill="F2F2F2"/>
+          </w:tcPr>
+          <w:p>
+            <w:pPr>
+              <w:spacing w:before="40" w:after="40"/>
+            </w:pPr>
+            <w:r>
+              <w:rPr>
+                <w:b w:val="0"/>
+                <w:sz w:val="19"/>
+              </w:rPr>
+              <w:t>A rule the prompt cannot satisfy is not a rule</w:t>
+            </w:r>
+          </w:p>
+        </w:tc>
+      </w:tr>
+      <w:tr>
+        <w:tc>
+          <w:tcPr>
+            <w:tcW w:type="dxa" w:w="864"/>
+          </w:tcPr>
+          <w:p>
+            <w:pPr>
+              <w:spacing w:before="40" w:after="40"/>
+            </w:pPr>
+            <w:r>
+              <w:rPr>
+                <w:b w:val="0"/>
+                <w:sz w:val="19"/>
+              </w:rPr>
+              <w:t>3</w:t>
+            </w:r>
+          </w:p>
+        </w:tc>
+        <w:tc>
+          <w:tcPr>
+            <w:tcW w:type="dxa" w:w="4464"/>
+          </w:tcPr>
+          <w:p>
+            <w:pPr>
+              <w:spacing w:before="40" w:after="40"/>
+            </w:pPr>
+            <w:r>
+              <w:rPr>
+                <w:b w:val="0"/>
+                <w:sz w:val="19"/>
+              </w:rPr>
+              <w:t>Japanese-language articles</w:t>
+            </w:r>
+          </w:p>
+        </w:tc>
+        <w:tc>
+          <w:tcPr>
+            <w:tcW w:type="dxa" w:w="3600"/>
+          </w:tcPr>
+          <w:p>
+            <w:pPr>
+              <w:spacing w:before="40" w:after="40"/>
+            </w:pPr>
+            <w:r>
+              <w:rPr>
+                <w:b w:val="0"/>
+                <w:sz w:val="19"/>
+              </w:rPr>
+              <w:t>The Japanese press is the point of difference, and is easily crowded out</w:t>
+            </w:r>
+          </w:p>
+        </w:tc>
+      </w:tr>
+      <w:tr>
+        <w:tc>
+          <w:tcPr>
+            <w:tcW w:type="dxa" w:w="864"/>
+            <w:shd w:val="clear" w:color="auto" w:fill="F2F2F2"/>
+          </w:tcPr>
+          <w:p>
+            <w:pPr>
+              <w:spacing w:before="40" w:after="40"/>
+            </w:pPr>
+            <w:r>
+              <w:rPr>
+                <w:b w:val="0"/>
+                <w:sz w:val="19"/>
+              </w:rPr>
+              <w:t>4</w:t>
+            </w:r>
+          </w:p>
+        </w:tc>
+        <w:tc>
+          <w:tcPr>
+            <w:tcW w:type="dxa" w:w="4464"/>
+            <w:shd w:val="clear" w:color="auto" w:fill="F2F2F2"/>
+          </w:tcPr>
+          <w:p>
+            <w:pPr>
+              <w:spacing w:before="40" w:after="40"/>
+            </w:pPr>
+            <w:r>
+              <w:rPr>
+                <w:b w:val="0"/>
+                <w:sz w:val="19"/>
+              </w:rPr>
+              <w:t>Everything else that cleared the filter</w:t>
+            </w:r>
+          </w:p>
+        </w:tc>
+        <w:tc>
+          <w:tcPr>
+            <w:tcW w:type="dxa" w:w="3600"/>
+            <w:shd w:val="clear" w:color="auto" w:fill="F2F2F2"/>
+          </w:tcPr>
+          <w:p>
+            <w:pPr>
+              <w:spacing w:before="40" w:after="40"/>
+            </w:pPr>
+            <w:r>
+              <w:rPr>
+                <w:b w:val="0"/>
+                <w:sz w:val="19"/>
+              </w:rPr>
+              <w:t>Filled in as space allows</w:t>
+            </w:r>
+          </w:p>
+        </w:tc>
+      </w:tr>
+    </w:tbl>
+    <w:p>
+      <w:pPr>
+        <w:spacing w:after="40"/>
+      </w:pPr>
+    </w:p>
+    <w:p>
+      <w:pPr>
+        <w:spacing w:before="160" w:after="80"/>
+      </w:pPr>
+      <w:r>
+        <w:rPr>
+          <w:b/>
+          <w:i w:val="0"/>
+          <w:color w:val="111111"/>
+          <w:sz w:val="24"/>
+        </w:rPr>
+        <w:t>Outlets treated as mandatory</w:t>
+      </w:r>
+    </w:p>
+    <w:p>
+      <w:pPr>
+        <w:spacing w:before="0" w:after="160"/>
+      </w:pPr>
+      <w:r>
+        <w:rPr>
+          <w:b w:val="0"/>
+          <w:i w:val="0"/>
+          <w:color w:val="444444"/>
+          <w:sz w:val="21"/>
+        </w:rPr>
+        <w:t>7 outlets are enforced: if they published on Japan that day, the brief is expected to reflect it. They are AP Japan, Bloomberg Japan, FT Japan, Kyodo News, NHK World, Reuters Japan, WSJ Japan.</w:t>
+      </w:r>
+    </w:p>
+    <w:p>
+      <w:pPr>
+        <w:spacing w:before="120" w:after="80"/>
+      </w:pPr>
+      <w:r>
+        <w:rPr>
+          <w:b/>
+          <w:i w:val="0"/>
+          <w:color w:val="111111"/>
+          <w:sz w:val="24"/>
+        </w:rPr>
+        <w:t>Correspondents tracked by name</w:t>
+      </w:r>
+    </w:p>
+    <w:p>
+      <w:pPr>
+        <w:spacing w:before="0" w:after="120"/>
+      </w:pPr>
+      <w:r>
+        <w:rPr>
+          <w:b w:val="0"/>
+          <w:i w:val="0"/>
+          <w:color w:val="444444"/>
+          <w:sz w:val="21"/>
+        </w:rPr>
+        <w:t>25 Japan correspondents are flagged by byline. An article carrying one of these names is promoted into band 2 regardless of which feed delivered it, so a piece by a bureau correspondent is not cut in favour of an agency rewrite of the same story.</w:t>
+      </w:r>
+    </w:p>
+    <w:tbl>
+      <w:tblPr>
+        <w:tblStyle w:val="TableGrid"/>
+        <w:tblW w:type="auto" w:w="0"/>
+        <w:jc w:val="left"/>
+        <w:tblLook w:firstColumn="1" w:firstRow="1" w:lastColumn="0" w:lastRow="0" w:noHBand="0" w:noVBand="1" w:val="04A0"/>
+      </w:tblPr>
+      <w:tblGrid>
+        <w:gridCol w:w="4703"/>
+        <w:gridCol w:w="4703"/>
+      </w:tblGrid>
+      <w:tr>
+        <w:tc>
+          <w:tcPr>
+            <w:tcW w:type="dxa" w:w="4464"/>
+            <w:shd w:val="clear" w:color="auto" w:fill="111111"/>
+          </w:tcPr>
+          <w:p>
+            <w:pPr>
+              <w:spacing w:before="40" w:after="40"/>
+            </w:pPr>
+            <w:r>
+              <w:rPr>
+                <w:b/>
+                <w:color w:val="FFFFFF"/>
+                <w:sz w:val="18"/>
+              </w:rPr>
+              <w:t>Correspondent</w:t>
+            </w:r>
+          </w:p>
+        </w:tc>
+        <w:tc>
+          <w:tcPr>
+            <w:tcW w:type="dxa" w:w="4464"/>
+            <w:shd w:val="clear" w:color="auto" w:fill="111111"/>
+          </w:tcPr>
+          <w:p>
+            <w:pPr>
+              <w:spacing w:before="40" w:after="40"/>
+            </w:pPr>
+            <w:r>
+              <w:rPr>
+                <w:b/>
+                <w:color w:val="FFFFFF"/>
+                <w:sz w:val="18"/>
+              </w:rPr>
+              <w:t>Correspondent</w:t>
+            </w:r>
+          </w:p>
+        </w:tc>
+      </w:tr>
+      <w:tr>
+        <w:tc>
+          <w:tcPr>
+            <w:tcW w:type="dxa" w:w="4464"/>
+          </w:tcPr>
+          <w:p>
+            <w:pPr>
+              <w:spacing w:before="40" w:after="40"/>
+            </w:pPr>
+            <w:r>
+              <w:rPr>
+                <w:b w:val="0"/>
+                <w:sz w:val="19"/>
+              </w:rPr>
+              <w:t>Chieko Tsuneoka</w:t>
+            </w:r>
+          </w:p>
+        </w:tc>
+        <w:tc>
+          <w:tcPr>
+            <w:tcW w:type="dxa" w:w="4464"/>
+          </w:tcPr>
+          <w:p>
+            <w:pPr>
+              <w:spacing w:before="40" w:after="40"/>
+            </w:pPr>
+            <w:r>
+              <w:rPr>
+                <w:b w:val="0"/>
+                <w:sz w:val="19"/>
+              </w:rPr>
+              <w:t>Kiyoshi Takenaka</w:t>
+            </w:r>
+          </w:p>
+        </w:tc>
+      </w:tr>
+      <w:tr>
+        <w:tc>
+          <w:tcPr>
+            <w:tcW w:type="dxa" w:w="4464"/>
+            <w:shd w:val="clear" w:color="auto" w:fill="F2F2F2"/>
+          </w:tcPr>
+          <w:p>
+            <w:pPr>
+              <w:spacing w:before="40" w:after="40"/>
+            </w:pPr>
+            <w:r>
+              <w:rPr>
+                <w:b w:val="0"/>
+                <w:sz w:val="19"/>
+              </w:rPr>
+              <w:t>David Ignatius</w:t>
+            </w:r>
+          </w:p>
+        </w:tc>
+        <w:tc>
+          <w:tcPr>
+            <w:tcW w:type="dxa" w:w="4464"/>
+            <w:shd w:val="clear" w:color="auto" w:fill="F2F2F2"/>
+          </w:tcPr>
+          <w:p>
+            <w:pPr>
+              <w:spacing w:before="40" w:after="40"/>
+            </w:pPr>
+            <w:r>
+              <w:rPr>
+                <w:b w:val="0"/>
+                <w:sz w:val="19"/>
+              </w:rPr>
+              <w:t>Leo Lewis</w:t>
+            </w:r>
+          </w:p>
+        </w:tc>
+      </w:tr>
+      <w:tr>
+        <w:tc>
+          <w:tcPr>
+            <w:tcW w:type="dxa" w:w="4464"/>
+          </w:tcPr>
+          <w:p>
+            <w:pPr>
+              <w:spacing w:before="40" w:after="40"/>
+            </w:pPr>
+            <w:r>
+              <w:rPr>
+                <w:b w:val="0"/>
+                <w:sz w:val="19"/>
+              </w:rPr>
+              <w:t>Demetri Sevastopulo</w:t>
+            </w:r>
+          </w:p>
+        </w:tc>
+        <w:tc>
+          <w:tcPr>
+            <w:tcW w:type="dxa" w:w="4464"/>
+          </w:tcPr>
+          <w:p>
+            <w:pPr>
+              <w:spacing w:before="40" w:after="40"/>
+            </w:pPr>
+            <w:r>
+              <w:rPr>
+                <w:b w:val="0"/>
+                <w:sz w:val="19"/>
+              </w:rPr>
+              <w:t>Mari Yamaguchi</w:t>
+            </w:r>
+          </w:p>
+        </w:tc>
+      </w:tr>
+      <w:tr>
+        <w:tc>
+          <w:tcPr>
+            <w:tcW w:type="dxa" w:w="4464"/>
+            <w:shd w:val="clear" w:color="auto" w:fill="F2F2F2"/>
+          </w:tcPr>
+          <w:p>
+            <w:pPr>
+              <w:spacing w:before="40" w:after="40"/>
+            </w:pPr>
+            <w:r>
+              <w:rPr>
+                <w:b w:val="0"/>
+                <w:sz w:val="19"/>
+              </w:rPr>
+              <w:t>Eri Sugiura</w:t>
+            </w:r>
+          </w:p>
+        </w:tc>
+        <w:tc>
+          <w:tcPr>
+            <w:tcW w:type="dxa" w:w="4464"/>
+            <w:shd w:val="clear" w:color="auto" w:fill="F2F2F2"/>
+          </w:tcPr>
+          <w:p>
+            <w:pPr>
+              <w:spacing w:before="40" w:after="40"/>
+            </w:pPr>
+            <w:r>
+              <w:rPr>
+                <w:b w:val="0"/>
+                <w:sz w:val="19"/>
+              </w:rPr>
+              <w:t>Megumi Fujikawa</w:t>
+            </w:r>
+          </w:p>
+        </w:tc>
+      </w:tr>
+      <w:tr>
+        <w:tc>
+          <w:tcPr>
+            <w:tcW w:type="dxa" w:w="4464"/>
+          </w:tcPr>
+          <w:p>
+            <w:pPr>
+              <w:spacing w:before="40" w:after="40"/>
+            </w:pPr>
+            <w:r>
+              <w:rPr>
+                <w:b w:val="0"/>
+                <w:sz w:val="19"/>
+              </w:rPr>
+              <w:t>Erica Yokoyama</w:t>
+            </w:r>
+          </w:p>
+        </w:tc>
+        <w:tc>
+          <w:tcPr>
+            <w:tcW w:type="dxa" w:w="4464"/>
+          </w:tcPr>
+          <w:p>
+            <w:pPr>
+              <w:spacing w:before="40" w:after="40"/>
+            </w:pPr>
+            <w:r>
+              <w:rPr>
+                <w:b w:val="0"/>
+                <w:sz w:val="19"/>
+              </w:rPr>
+              <w:t>Michelle Ye Hee Lee</w:t>
+            </w:r>
+          </w:p>
+        </w:tc>
+      </w:tr>
+      <w:tr>
+        <w:tc>
+          <w:tcPr>
+            <w:tcW w:type="dxa" w:w="4464"/>
+            <w:shd w:val="clear" w:color="auto" w:fill="F2F2F2"/>
+          </w:tcPr>
+          <w:p>
+            <w:pPr>
+              <w:spacing w:before="40" w:after="40"/>
+            </w:pPr>
+            <w:r>
+              <w:rPr>
+                <w:b w:val="0"/>
+                <w:sz w:val="19"/>
+              </w:rPr>
+              <w:t>Harry Dempsey</w:t>
+            </w:r>
+          </w:p>
+        </w:tc>
+        <w:tc>
+          <w:tcPr>
+            <w:tcW w:type="dxa" w:w="4464"/>
+            <w:shd w:val="clear" w:color="auto" w:fill="F2F2F2"/>
+          </w:tcPr>
+          <w:p>
+            <w:pPr>
+              <w:spacing w:before="40" w:after="40"/>
+            </w:pPr>
+            <w:r>
+              <w:rPr>
+                <w:b w:val="0"/>
+                <w:sz w:val="19"/>
+              </w:rPr>
+              <w:t>Miho Inada</w:t>
+            </w:r>
+          </w:p>
+        </w:tc>
+      </w:tr>
+      <w:tr>
+        <w:tc>
+          <w:tcPr>
+            <w:tcW w:type="dxa" w:w="4464"/>
+          </w:tcPr>
+          <w:p>
+            <w:pPr>
+              <w:spacing w:before="40" w:after="40"/>
+            </w:pPr>
+            <w:r>
+              <w:rPr>
+                <w:b w:val="0"/>
+                <w:sz w:val="19"/>
+              </w:rPr>
+              <w:t>Hisako Ueno</w:t>
+            </w:r>
+          </w:p>
+        </w:tc>
+        <w:tc>
+          <w:tcPr>
+            <w:tcW w:type="dxa" w:w="4464"/>
+          </w:tcPr>
+          <w:p>
+            <w:pPr>
+              <w:spacing w:before="40" w:after="40"/>
+            </w:pPr>
+            <w:r>
+              <w:rPr>
+                <w:b w:val="0"/>
+                <w:sz w:val="19"/>
+              </w:rPr>
+              <w:t>Peter Landers</w:t>
+            </w:r>
+          </w:p>
+        </w:tc>
+      </w:tr>
+      <w:tr>
+        <w:tc>
+          <w:tcPr>
+            <w:tcW w:type="dxa" w:w="4464"/>
+            <w:shd w:val="clear" w:color="auto" w:fill="F2F2F2"/>
+          </w:tcPr>
+          <w:p>
+            <w:pPr>
+              <w:spacing w:before="40" w:after="40"/>
+            </w:pPr>
+            <w:r>
+              <w:rPr>
+                <w:b w:val="0"/>
+                <w:sz w:val="19"/>
+              </w:rPr>
+              <w:t>Isabel Reynolds</w:t>
+            </w:r>
+          </w:p>
+        </w:tc>
+        <w:tc>
+          <w:tcPr>
+            <w:tcW w:type="dxa" w:w="4464"/>
+            <w:shd w:val="clear" w:color="auto" w:fill="F2F2F2"/>
+          </w:tcPr>
+          <w:p>
+            <w:pPr>
+              <w:spacing w:before="40" w:after="40"/>
+            </w:pPr>
+            <w:r>
+              <w:rPr>
+                <w:b w:val="0"/>
+                <w:sz w:val="19"/>
+              </w:rPr>
+              <w:t>River Akira Davis</w:t>
+            </w:r>
+          </w:p>
+        </w:tc>
+      </w:tr>
+      <w:tr>
+        <w:tc>
+          <w:tcPr>
+            <w:tcW w:type="dxa" w:w="4464"/>
+          </w:tcPr>
+          <w:p>
+            <w:pPr>
+              <w:spacing w:before="40" w:after="40"/>
+            </w:pPr>
+            <w:r>
+              <w:rPr>
+                <w:b w:val="0"/>
+                <w:sz w:val="19"/>
+              </w:rPr>
+              <w:t>John Geddie</w:t>
+            </w:r>
+          </w:p>
+        </w:tc>
+        <w:tc>
+          <w:tcPr>
+            <w:tcW w:type="dxa" w:w="4464"/>
+          </w:tcPr>
+          <w:p>
+            <w:pPr>
+              <w:spacing w:before="40" w:after="40"/>
+            </w:pPr>
+            <w:r>
+              <w:rPr>
+                <w:b w:val="0"/>
+                <w:sz w:val="19"/>
+              </w:rPr>
+              <w:t>Rurika Imahashi</w:t>
+            </w:r>
+          </w:p>
+        </w:tc>
+      </w:tr>
+      <w:tr>
+        <w:tc>
+          <w:tcPr>
+            <w:tcW w:type="dxa" w:w="4464"/>
+            <w:shd w:val="clear" w:color="auto" w:fill="F2F2F2"/>
+          </w:tcPr>
+          <w:p>
+            <w:pPr>
+              <w:spacing w:before="40" w:after="40"/>
+            </w:pPr>
+            <w:r>
+              <w:rPr>
+                <w:b w:val="0"/>
+                <w:sz w:val="19"/>
+              </w:rPr>
+              <w:t>Julia Mio Inuma</w:t>
+            </w:r>
+          </w:p>
+        </w:tc>
+        <w:tc>
+          <w:tcPr>
+            <w:tcW w:type="dxa" w:w="4464"/>
+            <w:shd w:val="clear" w:color="auto" w:fill="F2F2F2"/>
+          </w:tcPr>
+          <w:p>
+            <w:pPr>
+              <w:spacing w:before="40" w:after="40"/>
+            </w:pPr>
+            <w:r>
+              <w:rPr>
+                <w:b w:val="0"/>
+                <w:sz w:val="19"/>
+              </w:rPr>
+              <w:t>Sakura Murakami</w:t>
+            </w:r>
+          </w:p>
+        </w:tc>
+      </w:tr>
+      <w:tr>
+        <w:tc>
+          <w:tcPr>
+            <w:tcW w:type="dxa" w:w="4464"/>
+          </w:tcPr>
+          <w:p>
+            <w:pPr>
+              <w:spacing w:before="40" w:after="40"/>
+            </w:pPr>
+            <w:r>
+              <w:rPr>
+                <w:b w:val="0"/>
+                <w:sz w:val="19"/>
+              </w:rPr>
+              <w:t>Kana Inagaki</w:t>
+            </w:r>
+          </w:p>
+        </w:tc>
+        <w:tc>
+          <w:tcPr>
+            <w:tcW w:type="dxa" w:w="4464"/>
+          </w:tcPr>
+          <w:p>
+            <w:pPr>
+              <w:spacing w:before="40" w:after="40"/>
+            </w:pPr>
+            <w:r>
+              <w:rPr>
+                <w:b w:val="0"/>
+                <w:sz w:val="19"/>
+              </w:rPr>
+              <w:t>Tim Kelly</w:t>
+            </w:r>
+          </w:p>
+        </w:tc>
+      </w:tr>
+      <w:tr>
+        <w:tc>
+          <w:tcPr>
+            <w:tcW w:type="dxa" w:w="4464"/>
+            <w:shd w:val="clear" w:color="auto" w:fill="F2F2F2"/>
+          </w:tcPr>
+          <w:p>
+            <w:pPr>
+              <w:spacing w:before="40" w:after="40"/>
+            </w:pPr>
+            <w:r>
+              <w:rPr>
+                <w:b w:val="0"/>
+                <w:sz w:val="19"/>
+              </w:rPr>
+              <w:t>Kantaro Komiya</w:t>
+            </w:r>
+          </w:p>
+        </w:tc>
+        <w:tc>
+          <w:tcPr>
+            <w:tcW w:type="dxa" w:w="4464"/>
+            <w:shd w:val="clear" w:color="auto" w:fill="F2F2F2"/>
+          </w:tcPr>
+          <w:p>
+            <w:pPr>
+              <w:spacing w:before="40" w:after="40"/>
+            </w:pPr>
+            <w:r>
+              <w:rPr>
+                <w:b w:val="0"/>
+                <w:sz w:val="19"/>
+              </w:rPr>
+              <w:t>Yuki Hagiwara</w:t>
+            </w:r>
+          </w:p>
+        </w:tc>
+      </w:tr>
+      <w:tr>
+        <w:tc>
+          <w:tcPr>
+            <w:tcW w:type="dxa" w:w="4464"/>
+          </w:tcPr>
+          <w:p>
+            <w:pPr>
+              <w:spacing w:before="40" w:after="40"/>
+            </w:pPr>
+            <w:r>
+              <w:rPr>
+                <w:b w:val="0"/>
+                <w:sz w:val="19"/>
+              </w:rPr>
+              <w:t>Kiuko Notoya</w:t>
+            </w:r>
+          </w:p>
+        </w:tc>
+        <w:tc>
+          <w:tcPr>
+            <w:tcW w:type="dxa" w:w="4464"/>
+          </w:tcPr>
+          <w:p>
+            <w:pPr>
+              <w:spacing w:before="40" w:after="40"/>
+            </w:pPr>
+            <w:r>
+              <w:rPr>
+                <w:b w:val="0"/>
+                <w:sz w:val="19"/>
+              </w:rPr>
+            </w:r>
+          </w:p>
+        </w:tc>
+      </w:tr>
+    </w:tbl>
+    <w:p>
+      <w:pPr>
+        <w:spacing w:after="40"/>
+      </w:pPr>
+    </w:p>
+    <w:p>
+      <w:pPr>
+        <w:spacing w:before="120" w:after="200"/>
+        <w:ind w:left="288"/>
+        <w:pBdr>
+          <w:left w:val="single" w:sz="12" w:space="6" w:color="111111"/>
+        </w:pBdr>
+      </w:pPr>
+      <w:r>
+        <w:rPr>
+          <w:b/>
+          <w:color w:val="111111"/>
+          <w:sz w:val="20"/>
+        </w:rPr>
+        <w:t xml:space="preserve">Maintenance note:  </w:t>
+      </w:r>
+      <w:r>
+        <w:rPr>
+          <w:color w:val="444444"/>
+          <w:sz w:val="21"/>
+        </w:rPr>
+        <w:t>This list is hand-maintained. A correspondent who moves desk or masthead keeps their promotion until the name is removed, and a new hire gets none until the name is added. It is worth a read at the same time as the source list.</w:t>
+      </w:r>
+    </w:p>
+    <w:p>
+      <w:r>
+        <w:br w:type="page"/>
+      </w:r>
+    </w:p>
+    <w:p>
+      <w:pPr>
+        <w:spacing w:before="320" w:after="80"/>
+        <w:pBdr>
+          <w:bottom w:val="single" w:sz="6" w:space="1" w:color="111111"/>
+        </w:pBdr>
+      </w:pPr>
+      <w:r>
+        <w:rPr>
+          <w:b/>
+          <w:i w:val="0"/>
+          <w:color w:val="111111"/>
+          <w:sz w:val="34"/>
+        </w:rPr>
+        <w:t>5.  Every Source It Reads</w:t>
       </w:r>
     </w:p>
     <w:p>
@@ -6746,7 +8309,7 @@
           <w:color w:val="111111"/>
           <w:sz w:val="34"/>
         </w:rPr>
-        <w:t>5.  What Each Issue Covers</w:t>
+        <w:t>6.  What Each Issue Covers</w:t>
       </w:r>
     </w:p>
     <w:p>
@@ -7617,7 +9180,7 @@
           <w:color w:val="111111"/>
           <w:sz w:val="34"/>
         </w:rPr>
-        <w:t>6.  The Rules That Constrain It</w:t>
+        <w:t>7.  The Rules That Constrain It</w:t>
       </w:r>
     </w:p>
     <w:p>
@@ -7773,7 +9336,7 @@
           <w:color w:val="111111"/>
           <w:sz w:val="34"/>
         </w:rPr>
-        <w:t>7.  Cost and Reliability</w:t>
+        <w:t>8.  Cost and Reliability</w:t>
       </w:r>
     </w:p>
     <w:p>
@@ -8559,7 +10122,7 @@
           <w:color w:val="111111"/>
           <w:sz w:val="34"/>
         </w:rPr>
-        <w:t>8.  Open Decisions</w:t>
+        <w:t>9.  Open Decisions</w:t>
       </w:r>
     </w:p>
     <w:p>
